--- a/contract-samples/CPA - Commission Purchase Agreement (SAMPLE).docx
+++ b/contract-samples/CPA - Commission Purchase Agreement (SAMPLE).docx
@@ -21,18 +21,33 @@
     </w:p>
     <w:p>
       <w:pPr>
+        <w:spacing w:after="80"/>
+        <w:jc w:val="center"/>
+      </w:pPr>
+      <w:r>
+        <w:rPr>
+          <w:rFonts w:ascii="Times New Roman" w:cs="Times New Roman" w:eastAsia="Times New Roman" w:hAnsi="Times New Roman"/>
+          <w:i/>
+          <w:iCs/>
+          <w:sz w:val="24"/>
+          <w:szCs w:val="24"/>
+        </w:rPr>
+        <w:t xml:space="preserve">True Sale of Commission Receivable</w:t>
+      </w:r>
+    </w:p>
+    <w:p>
+      <w:pPr>
         <w:spacing w:after="400"/>
         <w:jc w:val="center"/>
       </w:pPr>
       <w:r>
         <w:rPr>
           <w:rFonts w:ascii="Times New Roman" w:cs="Times New Roman" w:eastAsia="Times New Roman" w:hAnsi="Times New Roman"/>
-          <w:i/>
-          <w:iCs/>
-          <w:sz w:val="24"/>
-          <w:szCs w:val="24"/>
-        </w:rPr>
-        <w:t xml:space="preserve">True Sale of Commission Receivable</w:t>
+          <w:color w:val="000000"/>
+          <w:sz w:val="20"/>
+          <w:szCs w:val="20"/>
+        </w:rPr>
+        <w:t xml:space="preserve">Deal No. 1042-0609-26</w:t>
       </w:r>
     </w:p>
     <w:p>
@@ -696,7 +711,7 @@
           <w:sz w:val="24"/>
           <w:szCs w:val="24"/>
         </w:rPr>
-        <w:t xml:space="preserve"> means the profit-sharing fee payable by the Purchaser to the Brokerage in consideration of the Brokerage’s administrative cooperation in connection with this transaction, calculated and payable as set out in the Brokerage Cooperation Agreement between the Brokerage and the Purchaser and reflected in Schedule “A”;</w:t>
+        <w:t xml:space="preserve"> means the profit-sharing fee payable by the Purchaser to the Brokerage in consideration of the Brokerage's administrative cooperation in connection with this transaction, calculated and payable as set out in the Brokerage Cooperation Agreement between the Brokerage and the Purchaser and reflected in Schedule "A";</w:t>
       </w:r>
     </w:p>
     <w:p>
@@ -1670,6 +1685,32 @@
                 <w:sz w:val="22"/>
                 <w:szCs w:val="22"/>
               </w:rPr>
+              <w:t xml:space="preserve">Deal Number</w:t>
+            </w:r>
+          </w:p>
+        </w:tc>
+        <w:tc>
+          <w:p>
+            <w:r>
+              <w:rPr>
+                <w:rFonts w:ascii="Times New Roman" w:cs="Times New Roman" w:eastAsia="Times New Roman" w:hAnsi="Times New Roman"/>
+                <w:sz w:val="22"/>
+                <w:szCs w:val="22"/>
+              </w:rPr>
+              <w:t xml:space="preserve">1042-0609-26</w:t>
+            </w:r>
+          </w:p>
+        </w:tc>
+      </w:tr>
+      <w:tr>
+        <w:tc>
+          <w:p>
+            <w:r>
+              <w:rPr>
+                <w:rFonts w:ascii="Times New Roman" w:cs="Times New Roman" w:eastAsia="Times New Roman" w:hAnsi="Times New Roman"/>
+                <w:sz w:val="22"/>
+                <w:szCs w:val="22"/>
+              </w:rPr>
               <w:t xml:space="preserve">Property Address</w:t>
             </w:r>
           </w:p>
@@ -2245,32 +2286,62 @@
     </w:p>
     <w:p>
       <w:pPr>
-        <w:spacing w:after="120"/>
-      </w:pPr>
-      <w:r>
-        <w:rPr>
-          <w:rFonts w:ascii="Times New Roman" w:cs="Times New Roman" w:eastAsia="Times New Roman" w:hAnsi="Times New Roman"/>
-          <w:i/>
-          <w:iCs/>
-          <w:sz w:val="24"/>
-          <w:szCs w:val="24"/>
-        </w:rPr>
-        <w:t xml:space="preserve">Signature: /sig1/</w:t>
-      </w:r>
-    </w:p>
-    <w:p>
-      <w:pPr>
-        <w:spacing w:after="120"/>
-      </w:pPr>
-      <w:r>
-        <w:rPr>
-          <w:rFonts w:ascii="Times New Roman" w:cs="Times New Roman" w:eastAsia="Times New Roman" w:hAnsi="Times New Roman"/>
-          <w:i/>
-          <w:iCs/>
-          <w:sz w:val="24"/>
-          <w:szCs w:val="24"/>
-        </w:rPr>
-        <w:t xml:space="preserve">Date Signed: /dat1/</w:t>
+        <w:spacing w:after="160"/>
+      </w:pPr>
+      <w:r>
+        <w:rPr>
+          <w:rFonts w:ascii="Times New Roman" w:cs="Times New Roman" w:eastAsia="Times New Roman" w:hAnsi="Times New Roman"/>
+          <w:sz w:val="24"/>
+          <w:szCs w:val="24"/>
+        </w:rPr>
+        <w:t xml:space="preserve">Signature: </w:t>
+      </w:r>
+      <w:r>
+        <w:rPr>
+          <w:rFonts w:ascii="Times New Roman" w:cs="Times New Roman" w:eastAsia="Times New Roman" w:hAnsi="Times New Roman"/>
+          <w:color w:val="FFFFFF"/>
+          <w:sz w:val="2"/>
+          <w:szCs w:val="2"/>
+        </w:rPr>
+        <w:t xml:space="preserve">/sig1/</w:t>
+      </w:r>
+      <w:r>
+        <w:rPr>
+          <w:rFonts w:ascii="Times New Roman" w:cs="Times New Roman" w:eastAsia="Times New Roman" w:hAnsi="Times New Roman"/>
+          <w:sz w:val="24"/>
+          <w:szCs w:val="24"/>
+        </w:rPr>
+        <w:t xml:space="preserve">_______________________________</w:t>
+      </w:r>
+    </w:p>
+    <w:p>
+      <w:pPr>
+        <w:spacing w:after="160"/>
+      </w:pPr>
+      <w:r>
+        <w:rPr>
+          <w:rFonts w:ascii="Times New Roman" w:cs="Times New Roman" w:eastAsia="Times New Roman" w:hAnsi="Times New Roman"/>
+          <w:sz w:val="24"/>
+          <w:szCs w:val="24"/>
+        </w:rPr>
+        <w:t xml:space="preserve">Date Signed: </w:t>
+      </w:r>
+      <w:r>
+        <w:rPr>
+          <w:rFonts w:ascii="Times New Roman" w:cs="Times New Roman" w:eastAsia="Times New Roman" w:hAnsi="Times New Roman"/>
+          <w:color w:val="FFFFFF"/>
+          <w:sz w:val="2"/>
+          <w:szCs w:val="2"/>
+        </w:rPr>
+        <w:t xml:space="preserve">/dat1/</w:t>
+      </w:r>
+      <w:r>
+        <w:rPr>
+          <w:rFonts w:ascii="Times New Roman" w:cs="Times New Roman" w:eastAsia="Times New Roman" w:hAnsi="Times New Roman"/>
+          <w:sz w:val="24"/>
+          <w:szCs w:val="24"/>
+        </w:rPr>
+        <w:t xml:space="preserve">_______________________________</w:t>
       </w:r>
     </w:p>
     <w:p>
